--- a/artifacts/bids/2026-02-25/zayavka_2026-02-25.docx
+++ b/artifacts/bids/2026-02-25/zayavka_2026-02-25.docx
@@ -254,7 +254,7 @@
               <w:jc w:val="right"/>
             </w:pPr>
             <w:r>
-              <w:t>0,110</w:t>
+              <w:t>0,107</w:t>
             </w:r>
           </w:p>
         </w:tc>
@@ -277,7 +277,7 @@
               <w:jc w:val="right"/>
             </w:pPr>
             <w:r>
-              <w:t>2,724</w:t>
+              <w:t>2,739</w:t>
             </w:r>
           </w:p>
         </w:tc>
@@ -302,7 +302,7 @@
               <w:jc w:val="right"/>
             </w:pPr>
             <w:r>
-              <w:t>0,071</w:t>
+              <w:t>0,069</w:t>
             </w:r>
           </w:p>
         </w:tc>
@@ -325,7 +325,7 @@
               <w:jc w:val="right"/>
             </w:pPr>
             <w:r>
-              <w:t>2,797</w:t>
+              <w:t>2,824</w:t>
             </w:r>
           </w:p>
         </w:tc>
@@ -350,7 +350,7 @@
               <w:jc w:val="right"/>
             </w:pPr>
             <w:r>
-              <w:t>0,104</w:t>
+              <w:t>0,100</w:t>
             </w:r>
           </w:p>
         </w:tc>
@@ -373,7 +373,7 @@
               <w:jc w:val="right"/>
             </w:pPr>
             <w:r>
-              <w:t>1,978</w:t>
+              <w:t>1,998</w:t>
             </w:r>
           </w:p>
         </w:tc>
@@ -398,7 +398,7 @@
               <w:jc w:val="right"/>
             </w:pPr>
             <w:r>
-              <w:t>0,188</w:t>
+              <w:t>0,162</w:t>
             </w:r>
           </w:p>
         </w:tc>
@@ -421,7 +421,7 @@
               <w:jc w:val="right"/>
             </w:pPr>
             <w:r>
-              <w:t>1,825</w:t>
+              <w:t>1,810</w:t>
             </w:r>
           </w:p>
         </w:tc>
@@ -446,7 +446,7 @@
               <w:jc w:val="right"/>
             </w:pPr>
             <w:r>
-              <w:t>0,305</w:t>
+              <w:t>0,282</w:t>
             </w:r>
           </w:p>
         </w:tc>
@@ -469,7 +469,7 @@
               <w:jc w:val="right"/>
             </w:pPr>
             <w:r>
-              <w:t>1,265</w:t>
+              <w:t>1,222</w:t>
             </w:r>
           </w:p>
         </w:tc>
@@ -494,7 +494,7 @@
               <w:jc w:val="right"/>
             </w:pPr>
             <w:r>
-              <w:t>0,401</w:t>
+              <w:t>0,389</w:t>
             </w:r>
           </w:p>
         </w:tc>
@@ -517,7 +517,7 @@
               <w:jc w:val="right"/>
             </w:pPr>
             <w:r>
-              <w:t>0,914</w:t>
+              <w:t>0,921</w:t>
             </w:r>
           </w:p>
         </w:tc>
@@ -542,7 +542,7 @@
               <w:jc w:val="right"/>
             </w:pPr>
             <w:r>
-              <w:t>0,640</w:t>
+              <w:t>0,603</w:t>
             </w:r>
           </w:p>
         </w:tc>
@@ -565,7 +565,7 @@
               <w:jc w:val="right"/>
             </w:pPr>
             <w:r>
-              <w:t>0,868</w:t>
+              <w:t>0,852</w:t>
             </w:r>
           </w:p>
         </w:tc>
@@ -590,7 +590,7 @@
               <w:jc w:val="right"/>
             </w:pPr>
             <w:r>
-              <w:t>0,656</w:t>
+              <w:t>0,635</w:t>
             </w:r>
           </w:p>
         </w:tc>
@@ -613,7 +613,7 @@
               <w:jc w:val="right"/>
             </w:pPr>
             <w:r>
-              <w:t>0,858</w:t>
+              <w:t>0,817</w:t>
             </w:r>
           </w:p>
         </w:tc>
@@ -638,7 +638,7 @@
               <w:jc w:val="right"/>
             </w:pPr>
             <w:r>
-              <w:t>0,913</w:t>
+              <w:t>0,889</w:t>
             </w:r>
           </w:p>
         </w:tc>
@@ -661,7 +661,7 @@
               <w:jc w:val="right"/>
             </w:pPr>
             <w:r>
-              <w:t>1,458</w:t>
+              <w:t>1,454</w:t>
             </w:r>
           </w:p>
         </w:tc>
@@ -686,7 +686,7 @@
               <w:jc w:val="right"/>
             </w:pPr>
             <w:r>
-              <w:t>1,578</w:t>
+              <w:t>1,568</w:t>
             </w:r>
           </w:p>
         </w:tc>
@@ -709,7 +709,7 @@
               <w:jc w:val="right"/>
             </w:pPr>
             <w:r>
-              <w:t>2,008</w:t>
+              <w:t>2,018</w:t>
             </w:r>
           </w:p>
         </w:tc>
@@ -734,7 +734,7 @@
               <w:jc w:val="right"/>
             </w:pPr>
             <w:r>
-              <w:t>2,042</w:t>
+              <w:t>2,074</w:t>
             </w:r>
           </w:p>
         </w:tc>
@@ -757,7 +757,7 @@
               <w:jc w:val="right"/>
             </w:pPr>
             <w:r>
-              <w:t>3,094</w:t>
+              <w:t>3,121</w:t>
             </w:r>
           </w:p>
         </w:tc>
@@ -782,7 +782,7 @@
               <w:jc w:val="right"/>
             </w:pPr>
             <w:r>
-              <w:t>2,741</w:t>
+              <w:t>2,794</w:t>
             </w:r>
           </w:p>
         </w:tc>
@@ -805,7 +805,7 @@
               <w:jc w:val="right"/>
             </w:pPr>
             <w:r>
-              <w:t>3,952</w:t>
+              <w:t>4,011</w:t>
             </w:r>
           </w:p>
         </w:tc>
@@ -821,7 +821,7 @@
         <w:rPr>
           <w:b/>
         </w:rPr>
-        <w:t>Итого за сутки: 33,490 МВт·ч.</w:t>
+        <w:t>Итого за сутки: 33,459 МВт·ч.</w:t>
       </w:r>
     </w:p>
     <w:p>
@@ -834,7 +834,7 @@
     </w:p>
     <w:p>
       <w:r>
-        <w:t>Прогноз 14ad50e4a229, сформирован 24.02.2026 05:00 (Астана); модель windcast-0.1.0-cascade+direct; погода: Open-Meteo Previous Runs: ECMWF IFS, ECMWF AIFS, ICON, GFS, UKMO, GEM, CMA, выпуск 2026-02-23 18:00:00 UTC.</w:t>
+        <w:t>Прогноз 8b38c400703a, сформирован 24.02.2026 05:00 (Астана); модель windcast-0.1.0-cascade+direct; погода: Open-Meteo Previous Runs: ECMWF IFS, ECMWF AIFS, ICON, GFS, UKMO, GEM, CMA, выпуск 2026-02-23 18:00:00 UTC.</w:t>
       </w:r>
     </w:p>
     <w:tbl>
@@ -950,7 +950,7 @@
           </w:tcPr>
           <w:p>
             <w:r>
-              <w:t>0,110</w:t>
+              <w:t>0,107</w:t>
             </w:r>
           </w:p>
         </w:tc>
@@ -960,7 +960,7 @@
           </w:tcPr>
           <w:p>
             <w:r>
-              <w:t>0,746</w:t>
+              <w:t>0,730</w:t>
             </w:r>
           </w:p>
         </w:tc>
@@ -970,7 +970,7 @@
           </w:tcPr>
           <w:p>
             <w:r>
-              <w:t>3.1</w:t>
+              <w:t>3.0</w:t>
             </w:r>
           </w:p>
         </w:tc>
@@ -1002,7 +1002,7 @@
           </w:tcPr>
           <w:p>
             <w:r>
-              <w:t>0,001</w:t>
+              <w:t>0,000</w:t>
             </w:r>
           </w:p>
         </w:tc>
@@ -1012,7 +1012,7 @@
           </w:tcPr>
           <w:p>
             <w:r>
-              <w:t>0,071</w:t>
+              <w:t>0,069</w:t>
             </w:r>
           </w:p>
         </w:tc>
@@ -1032,7 +1032,7 @@
           </w:tcPr>
           <w:p>
             <w:r>
-              <w:t>2.7</w:t>
+              <w:t>2.6</w:t>
             </w:r>
           </w:p>
         </w:tc>
@@ -1074,7 +1074,7 @@
           </w:tcPr>
           <w:p>
             <w:r>
-              <w:t>0,104</w:t>
+              <w:t>0,100</w:t>
             </w:r>
           </w:p>
         </w:tc>
@@ -1084,7 +1084,7 @@
           </w:tcPr>
           <w:p>
             <w:r>
-              <w:t>1,234</w:t>
+              <w:t>1,258</w:t>
             </w:r>
           </w:p>
         </w:tc>
@@ -1094,7 +1094,7 @@
           </w:tcPr>
           <w:p>
             <w:r>
-              <w:t>3.3</w:t>
+              <w:t>3.1</w:t>
             </w:r>
           </w:p>
         </w:tc>
@@ -1136,7 +1136,7 @@
           </w:tcPr>
           <w:p>
             <w:r>
-              <w:t>0,188</w:t>
+              <w:t>0,162</w:t>
             </w:r>
           </w:p>
         </w:tc>
@@ -1146,7 +1146,7 @@
           </w:tcPr>
           <w:p>
             <w:r>
-              <w:t>1,683</w:t>
+              <w:t>1,651</w:t>
             </w:r>
           </w:p>
         </w:tc>
@@ -1156,7 +1156,7 @@
           </w:tcPr>
           <w:p>
             <w:r>
-              <w:t>4.2</w:t>
+              <w:t>4.0</w:t>
             </w:r>
           </w:p>
         </w:tc>
@@ -1188,7 +1188,7 @@
           </w:tcPr>
           <w:p>
             <w:r>
-              <w:t>0,025</w:t>
+              <w:t>0,024</w:t>
             </w:r>
           </w:p>
         </w:tc>
@@ -1198,7 +1198,7 @@
           </w:tcPr>
           <w:p>
             <w:r>
-              <w:t>0,305</w:t>
+              <w:t>0,282</w:t>
             </w:r>
           </w:p>
         </w:tc>
@@ -1208,7 +1208,7 @@
           </w:tcPr>
           <w:p>
             <w:r>
-              <w:t>1,996</w:t>
+              <w:t>2,024</w:t>
             </w:r>
           </w:p>
         </w:tc>
@@ -1218,7 +1218,7 @@
           </w:tcPr>
           <w:p>
             <w:r>
-              <w:t>4.5</w:t>
+              <w:t>4.4</w:t>
             </w:r>
           </w:p>
         </w:tc>
@@ -1250,7 +1250,7 @@
           </w:tcPr>
           <w:p>
             <w:r>
-              <w:t>0,020</w:t>
+              <w:t>0,021</w:t>
             </w:r>
           </w:p>
         </w:tc>
@@ -1260,7 +1260,7 @@
           </w:tcPr>
           <w:p>
             <w:r>
-              <w:t>0,401</w:t>
+              <w:t>0,389</w:t>
             </w:r>
           </w:p>
         </w:tc>
@@ -1270,7 +1270,7 @@
           </w:tcPr>
           <w:p>
             <w:r>
-              <w:t>1,845</w:t>
+              <w:t>1,833</w:t>
             </w:r>
           </w:p>
         </w:tc>
@@ -1280,7 +1280,7 @@
           </w:tcPr>
           <w:p>
             <w:r>
-              <w:t>4.9</w:t>
+              <w:t>4.7</w:t>
             </w:r>
           </w:p>
         </w:tc>
@@ -1322,7 +1322,7 @@
           </w:tcPr>
           <w:p>
             <w:r>
-              <w:t>0,640</w:t>
+              <w:t>0,603</w:t>
             </w:r>
           </w:p>
         </w:tc>
@@ -1332,7 +1332,7 @@
           </w:tcPr>
           <w:p>
             <w:r>
-              <w:t>2,860</w:t>
+              <w:t>2,890</w:t>
             </w:r>
           </w:p>
         </w:tc>
@@ -1342,7 +1342,7 @@
           </w:tcPr>
           <w:p>
             <w:r>
-              <w:t>5.5</w:t>
+              <w:t>5.4</w:t>
             </w:r>
           </w:p>
         </w:tc>
@@ -1374,7 +1374,7 @@
           </w:tcPr>
           <w:p>
             <w:r>
-              <w:t>0,013</w:t>
+              <w:t>0,012</w:t>
             </w:r>
           </w:p>
         </w:tc>
@@ -1384,7 +1384,7 @@
           </w:tcPr>
           <w:p>
             <w:r>
-              <w:t>0,656</w:t>
+              <w:t>0,635</w:t>
             </w:r>
           </w:p>
         </w:tc>
@@ -1394,7 +1394,7 @@
           </w:tcPr>
           <w:p>
             <w:r>
-              <w:t>3,388</w:t>
+              <w:t>3,379</w:t>
             </w:r>
           </w:p>
         </w:tc>
@@ -1436,7 +1436,7 @@
           </w:tcPr>
           <w:p>
             <w:r>
-              <w:t>0,068</w:t>
+              <w:t>0,071</w:t>
             </w:r>
           </w:p>
         </w:tc>
@@ -1446,7 +1446,7 @@
           </w:tcPr>
           <w:p>
             <w:r>
-              <w:t>0,913</w:t>
+              <w:t>0,889</w:t>
             </w:r>
           </w:p>
         </w:tc>
@@ -1456,7 +1456,7 @@
           </w:tcPr>
           <w:p>
             <w:r>
-              <w:t>4,055</w:t>
+              <w:t>4,043</w:t>
             </w:r>
           </w:p>
         </w:tc>
@@ -1466,7 +1466,7 @@
           </w:tcPr>
           <w:p>
             <w:r>
-              <w:t>6.2</w:t>
+              <w:t>6.1</w:t>
             </w:r>
           </w:p>
         </w:tc>
@@ -1498,7 +1498,7 @@
           </w:tcPr>
           <w:p>
             <w:r>
-              <w:t>0,122</w:t>
+              <w:t>0,112</w:t>
             </w:r>
           </w:p>
         </w:tc>
@@ -1508,7 +1508,7 @@
           </w:tcPr>
           <w:p>
             <w:r>
-              <w:t>1,578</w:t>
+              <w:t>1,568</w:t>
             </w:r>
           </w:p>
         </w:tc>
@@ -1518,7 +1518,7 @@
           </w:tcPr>
           <w:p>
             <w:r>
-              <w:t>4,374</w:t>
+              <w:t>4,401</w:t>
             </w:r>
           </w:p>
         </w:tc>
@@ -1528,7 +1528,7 @@
           </w:tcPr>
           <w:p>
             <w:r>
-              <w:t>6.8</w:t>
+              <w:t>6.9</w:t>
             </w:r>
           </w:p>
         </w:tc>
@@ -1560,7 +1560,7 @@
           </w:tcPr>
           <w:p>
             <w:r>
-              <w:t>0,153</w:t>
+              <w:t>0,149</w:t>
             </w:r>
           </w:p>
         </w:tc>
@@ -1570,7 +1570,7 @@
           </w:tcPr>
           <w:p>
             <w:r>
-              <w:t>2,042</w:t>
+              <w:t>2,074</w:t>
             </w:r>
           </w:p>
         </w:tc>
@@ -1580,7 +1580,7 @@
           </w:tcPr>
           <w:p>
             <w:r>
-              <w:t>4,234</w:t>
+              <w:t>4,274</w:t>
             </w:r>
           </w:p>
         </w:tc>
@@ -1590,7 +1590,7 @@
           </w:tcPr>
           <w:p>
             <w:r>
-              <w:t>7.2</w:t>
+              <w:t>7.3</w:t>
             </w:r>
           </w:p>
         </w:tc>
@@ -1622,7 +1622,7 @@
           </w:tcPr>
           <w:p>
             <w:r>
-              <w:t>0,901</w:t>
+              <w:t>0,911</w:t>
             </w:r>
           </w:p>
         </w:tc>
@@ -1632,7 +1632,7 @@
           </w:tcPr>
           <w:p>
             <w:r>
-              <w:t>2,741</w:t>
+              <w:t>2,794</w:t>
             </w:r>
           </w:p>
         </w:tc>
@@ -1642,7 +1642,7 @@
           </w:tcPr>
           <w:p>
             <w:r>
-              <w:t>4,647</w:t>
+              <w:t>4,634</w:t>
             </w:r>
           </w:p>
         </w:tc>
@@ -1652,7 +1652,7 @@
           </w:tcPr>
           <w:p>
             <w:r>
-              <w:t>8.1</w:t>
+              <w:t>8.2</w:t>
             </w:r>
           </w:p>
         </w:tc>
@@ -1684,7 +1684,7 @@
           </w:tcPr>
           <w:p>
             <w:r>
-              <w:t>0,801</w:t>
+              <w:t>0,787</w:t>
             </w:r>
           </w:p>
         </w:tc>
@@ -1694,7 +1694,7 @@
           </w:tcPr>
           <w:p>
             <w:r>
-              <w:t>2,724</w:t>
+              <w:t>2,739</w:t>
             </w:r>
           </w:p>
         </w:tc>
@@ -1704,7 +1704,7 @@
           </w:tcPr>
           <w:p>
             <w:r>
-              <w:t>4,704</w:t>
+              <w:t>4,687</w:t>
             </w:r>
           </w:p>
         </w:tc>
@@ -1746,7 +1746,7 @@
           </w:tcPr>
           <w:p>
             <w:r>
-              <w:t>0,758</w:t>
+              <w:t>0,760</w:t>
             </w:r>
           </w:p>
         </w:tc>
@@ -1756,7 +1756,7 @@
           </w:tcPr>
           <w:p>
             <w:r>
-              <w:t>2,797</w:t>
+              <w:t>2,824</w:t>
             </w:r>
           </w:p>
         </w:tc>
@@ -1766,7 +1766,7 @@
           </w:tcPr>
           <w:p>
             <w:r>
-              <w:t>4,498</w:t>
+              <w:t>4,501</w:t>
             </w:r>
           </w:p>
         </w:tc>
@@ -1808,7 +1808,7 @@
           </w:tcPr>
           <w:p>
             <w:r>
-              <w:t>0,213</w:t>
+              <w:t>0,204</w:t>
             </w:r>
           </w:p>
         </w:tc>
@@ -1818,7 +1818,7 @@
           </w:tcPr>
           <w:p>
             <w:r>
-              <w:t>1,978</w:t>
+              <w:t>1,998</w:t>
             </w:r>
           </w:p>
         </w:tc>
@@ -1828,7 +1828,7 @@
           </w:tcPr>
           <w:p>
             <w:r>
-              <w:t>4,178</w:t>
+              <w:t>4,202</w:t>
             </w:r>
           </w:p>
         </w:tc>
@@ -1870,7 +1870,7 @@
           </w:tcPr>
           <w:p>
             <w:r>
-              <w:t>0,186</w:t>
+              <w:t>0,182</w:t>
             </w:r>
           </w:p>
         </w:tc>
@@ -1880,7 +1880,7 @@
           </w:tcPr>
           <w:p>
             <w:r>
-              <w:t>1,825</w:t>
+              <w:t>1,810</w:t>
             </w:r>
           </w:p>
         </w:tc>
@@ -1890,7 +1890,7 @@
           </w:tcPr>
           <w:p>
             <w:r>
-              <w:t>4,021</w:t>
+              <w:t>4,059</w:t>
             </w:r>
           </w:p>
         </w:tc>
@@ -1932,7 +1932,7 @@
           </w:tcPr>
           <w:p>
             <w:r>
-              <w:t>0,067</w:t>
+              <w:t>0,060</w:t>
             </w:r>
           </w:p>
         </w:tc>
@@ -1942,7 +1942,7 @@
           </w:tcPr>
           <w:p>
             <w:r>
-              <w:t>1,265</w:t>
+              <w:t>1,222</w:t>
             </w:r>
           </w:p>
         </w:tc>
@@ -1952,7 +1952,7 @@
           </w:tcPr>
           <w:p>
             <w:r>
-              <w:t>3,688</w:t>
+              <w:t>3,697</w:t>
             </w:r>
           </w:p>
         </w:tc>
@@ -1994,7 +1994,7 @@
           </w:tcPr>
           <w:p>
             <w:r>
-              <w:t>0,013</w:t>
+              <w:t>0,009</w:t>
             </w:r>
           </w:p>
         </w:tc>
@@ -2004,7 +2004,7 @@
           </w:tcPr>
           <w:p>
             <w:r>
-              <w:t>0,914</w:t>
+              <w:t>0,921</w:t>
             </w:r>
           </w:p>
         </w:tc>
@@ -2014,7 +2014,7 @@
           </w:tcPr>
           <w:p>
             <w:r>
-              <w:t>2,905</w:t>
+              <w:t>2,881</w:t>
             </w:r>
           </w:p>
         </w:tc>
@@ -2056,7 +2056,7 @@
           </w:tcPr>
           <w:p>
             <w:r>
-              <w:t>0,042</w:t>
+              <w:t>0,043</w:t>
             </w:r>
           </w:p>
         </w:tc>
@@ -2066,7 +2066,7 @@
           </w:tcPr>
           <w:p>
             <w:r>
-              <w:t>0,868</w:t>
+              <w:t>0,852</w:t>
             </w:r>
           </w:p>
         </w:tc>
@@ -2076,7 +2076,7 @@
           </w:tcPr>
           <w:p>
             <w:r>
-              <w:t>3,298</w:t>
+              <w:t>3,277</w:t>
             </w:r>
           </w:p>
         </w:tc>
@@ -2086,7 +2086,7 @@
           </w:tcPr>
           <w:p>
             <w:r>
-              <w:t>5.6</w:t>
+              <w:t>5.5</w:t>
             </w:r>
           </w:p>
         </w:tc>
@@ -2118,7 +2118,7 @@
           </w:tcPr>
           <w:p>
             <w:r>
-              <w:t>0,007</w:t>
+              <w:t>0,006</w:t>
             </w:r>
           </w:p>
         </w:tc>
@@ -2128,7 +2128,7 @@
           </w:tcPr>
           <w:p>
             <w:r>
-              <w:t>0,858</w:t>
+              <w:t>0,817</w:t>
             </w:r>
           </w:p>
         </w:tc>
@@ -2138,7 +2138,7 @@
           </w:tcPr>
           <w:p>
             <w:r>
-              <w:t>3,132</w:t>
+              <w:t>3,108</w:t>
             </w:r>
           </w:p>
         </w:tc>
@@ -2180,7 +2180,7 @@
           </w:tcPr>
           <w:p>
             <w:r>
-              <w:t>0,014</w:t>
+              <w:t>0,015</w:t>
             </w:r>
           </w:p>
         </w:tc>
@@ -2190,7 +2190,7 @@
           </w:tcPr>
           <w:p>
             <w:r>
-              <w:t>1,458</w:t>
+              <w:t>1,454</w:t>
             </w:r>
           </w:p>
         </w:tc>
@@ -2200,7 +2200,7 @@
           </w:tcPr>
           <w:p>
             <w:r>
-              <w:t>3,715</w:t>
+              <w:t>3,748</w:t>
             </w:r>
           </w:p>
         </w:tc>
@@ -2242,7 +2242,7 @@
           </w:tcPr>
           <w:p>
             <w:r>
-              <w:t>0,189</w:t>
+              <w:t>0,198</w:t>
             </w:r>
           </w:p>
         </w:tc>
@@ -2252,7 +2252,7 @@
           </w:tcPr>
           <w:p>
             <w:r>
-              <w:t>2,008</w:t>
+              <w:t>2,018</w:t>
             </w:r>
           </w:p>
         </w:tc>
@@ -2262,7 +2262,7 @@
           </w:tcPr>
           <w:p>
             <w:r>
-              <w:t>4,784</w:t>
+              <w:t>4,807</w:t>
             </w:r>
           </w:p>
         </w:tc>
@@ -2304,7 +2304,7 @@
           </w:tcPr>
           <w:p>
             <w:r>
-              <w:t>0,215</w:t>
+              <w:t>0,217</w:t>
             </w:r>
           </w:p>
         </w:tc>
@@ -2314,7 +2314,7 @@
           </w:tcPr>
           <w:p>
             <w:r>
-              <w:t>3,094</w:t>
+              <w:t>3,121</w:t>
             </w:r>
           </w:p>
         </w:tc>
@@ -2324,7 +2324,7 @@
           </w:tcPr>
           <w:p>
             <w:r>
-              <w:t>4,961</w:t>
+              <w:t>4,960</w:t>
             </w:r>
           </w:p>
         </w:tc>
@@ -2366,7 +2366,7 @@
           </w:tcPr>
           <w:p>
             <w:r>
-              <w:t>0,656</w:t>
+              <w:t>0,655</w:t>
             </w:r>
           </w:p>
         </w:tc>
@@ -2376,7 +2376,7 @@
           </w:tcPr>
           <w:p>
             <w:r>
-              <w:t>3,952</w:t>
+              <w:t>4,011</w:t>
             </w:r>
           </w:p>
         </w:tc>
@@ -2386,7 +2386,7 @@
           </w:tcPr>
           <w:p>
             <w:r>
-              <w:t>4,979</w:t>
+              <w:t>4,980</w:t>
             </w:r>
           </w:p>
         </w:tc>
@@ -2396,7 +2396,7 @@
           </w:tcPr>
           <w:p>
             <w:r>
-              <w:t>9.9</w:t>
+              <w:t>10.1</w:t>
             </w:r>
           </w:p>
         </w:tc>
@@ -2423,7 +2423,7 @@
         <w:pStyle w:val="ListBullet"/>
       </w:pPr>
       <w:r>
-        <w:t>резкий рост на 1.83 МВт за 3 ч к 11:00</w:t>
+        <w:t>резкий рост на 1.91 МВт за 3 ч к 11:00</w:t>
       </w:r>
     </w:p>
     <w:p>
@@ -2431,7 +2431,7 @@
         <w:pStyle w:val="ListBullet"/>
       </w:pPr>
       <w:r>
-        <w:t>резкий спад на 1.53 МВт за 3 ч к 16:00</w:t>
+        <w:t>резкий спад на 1.60 МВт за 3 ч к 16:00</w:t>
       </w:r>
     </w:p>
     <w:p>
@@ -2439,7 +2439,7 @@
         <w:pStyle w:val="ListBullet"/>
       </w:pPr>
       <w:r>
-        <w:t>резкий рост на 2.50 МВт за 3 ч к 23:00</w:t>
+        <w:t>резкий рост на 2.56 МВт за 3 ч к 23:00</w:t>
       </w:r>
     </w:p>
     <w:p>
@@ -2556,7 +2556,7 @@
           </w:tcPr>
           <w:p>
             <w:r>
-              <w:t>07:00</w:t>
+              <w:t>09:00</w:t>
             </w:r>
           </w:p>
         </w:tc>
@@ -2576,7 +2576,7 @@
           </w:tcPr>
           <w:p>
             <w:r>
-              <w:t>0,516</w:t>
+              <w:t>0,657</w:t>
             </w:r>
           </w:p>
         </w:tc>
@@ -2586,7 +2586,7 @@
           </w:tcPr>
           <w:p>
             <w:r>
-              <w:t>0,640 → 0,124</w:t>
+              <w:t>0,889 → 0,232</w:t>
             </w:r>
           </w:p>
         </w:tc>
@@ -2596,7 +2596,7 @@
           </w:tcPr>
           <w:p>
             <w:r>
-              <w:t>25.02 04:00</w:t>
+              <w:t>25.02 06:00</w:t>
             </w:r>
           </w:p>
         </w:tc>
@@ -2618,7 +2618,7 @@
           </w:tcPr>
           <w:p>
             <w:r>
-              <w:t>09:00</w:t>
+              <w:t>10:00</w:t>
             </w:r>
           </w:p>
         </w:tc>
@@ -2638,7 +2638,7 @@
           </w:tcPr>
           <w:p>
             <w:r>
-              <w:t>0,661</w:t>
+              <w:t>1,413</w:t>
             </w:r>
           </w:p>
         </w:tc>
@@ -2648,7 +2648,7 @@
           </w:tcPr>
           <w:p>
             <w:r>
-              <w:t>0,913 → 0,252</w:t>
+              <w:t>1,568 → 0,155</w:t>
             </w:r>
           </w:p>
         </w:tc>
@@ -2658,7 +2658,7 @@
           </w:tcPr>
           <w:p>
             <w:r>
-              <w:t>25.02 06:00</w:t>
+              <w:t>25.02 07:00</w:t>
             </w:r>
           </w:p>
         </w:tc>
@@ -2680,7 +2680,7 @@
           </w:tcPr>
           <w:p>
             <w:r>
-              <w:t>10:00</w:t>
+              <w:t>11:00</w:t>
             </w:r>
           </w:p>
         </w:tc>
@@ -2700,7 +2700,7 @@
           </w:tcPr>
           <w:p>
             <w:r>
-              <w:t>1,423</w:t>
+              <w:t>1,872</w:t>
             </w:r>
           </w:p>
         </w:tc>
@@ -2710,7 +2710,7 @@
           </w:tcPr>
           <w:p>
             <w:r>
-              <w:t>1,578 → 0,155</w:t>
+              <w:t>2,074 → 0,202</w:t>
             </w:r>
           </w:p>
         </w:tc>
@@ -2720,7 +2720,7 @@
           </w:tcPr>
           <w:p>
             <w:r>
-              <w:t>25.02 07:00</w:t>
+              <w:t>25.02 08:00</w:t>
             </w:r>
           </w:p>
         </w:tc>
@@ -2742,7 +2742,7 @@
           </w:tcPr>
           <w:p>
             <w:r>
-              <w:t>11:00</w:t>
+              <w:t>12:00</w:t>
             </w:r>
           </w:p>
         </w:tc>
@@ -2762,7 +2762,7 @@
           </w:tcPr>
           <w:p>
             <w:r>
-              <w:t>1,832</w:t>
+              <w:t>2,625</w:t>
             </w:r>
           </w:p>
         </w:tc>
@@ -2772,7 +2772,7 @@
           </w:tcPr>
           <w:p>
             <w:r>
-              <w:t>2,042 → 0,210</w:t>
+              <w:t>2,794 → 0,169</w:t>
             </w:r>
           </w:p>
         </w:tc>
@@ -2782,7 +2782,7 @@
           </w:tcPr>
           <w:p>
             <w:r>
-              <w:t>25.02 08:00</w:t>
+              <w:t>25.02 09:00</w:t>
             </w:r>
           </w:p>
         </w:tc>
@@ -2794,7 +2794,7 @@
           </w:tcPr>
           <w:p>
             <w:r>
-              <w:t>24.02 17:00</w:t>
+              <w:t>24.02 23:00</w:t>
             </w:r>
           </w:p>
         </w:tc>
@@ -2804,7 +2804,7 @@
           </w:tcPr>
           <w:p>
             <w:r>
-              <w:t>12:00</w:t>
+              <w:t>13:00</w:t>
             </w:r>
           </w:p>
         </w:tc>
@@ -2824,7 +2824,7 @@
           </w:tcPr>
           <w:p>
             <w:r>
-              <w:t>2,564</w:t>
+              <w:t>2,613</w:t>
             </w:r>
           </w:p>
         </w:tc>
@@ -2834,7 +2834,7 @@
           </w:tcPr>
           <w:p>
             <w:r>
-              <w:t>2,741 → 0,177</w:t>
+              <w:t>2,739 → 0,126</w:t>
             </w:r>
           </w:p>
         </w:tc>
@@ -2844,7 +2844,7 @@
           </w:tcPr>
           <w:p>
             <w:r>
-              <w:t>25.02 09:00</w:t>
+              <w:t>25.02 10:00</w:t>
             </w:r>
           </w:p>
         </w:tc>
@@ -2866,7 +2866,7 @@
           </w:tcPr>
           <w:p>
             <w:r>
-              <w:t>13:00</w:t>
+              <w:t>14:00</w:t>
             </w:r>
           </w:p>
         </w:tc>
@@ -2886,7 +2886,7 @@
           </w:tcPr>
           <w:p>
             <w:r>
-              <w:t>2,591</w:t>
+              <w:t>2,667</w:t>
             </w:r>
           </w:p>
         </w:tc>
@@ -2896,7 +2896,7 @@
           </w:tcPr>
           <w:p>
             <w:r>
-              <w:t>2,724 → 0,133</w:t>
+              <w:t>2,824 → 0,157</w:t>
             </w:r>
           </w:p>
         </w:tc>
@@ -2906,7 +2906,7 @@
           </w:tcPr>
           <w:p>
             <w:r>
-              <w:t>25.02 10:00</w:t>
+              <w:t>25.02 11:00</w:t>
             </w:r>
           </w:p>
         </w:tc>
@@ -2928,7 +2928,7 @@
           </w:tcPr>
           <w:p>
             <w:r>
-              <w:t>14:00</w:t>
+              <w:t>15:00</w:t>
             </w:r>
           </w:p>
         </w:tc>
@@ -2948,7 +2948,7 @@
           </w:tcPr>
           <w:p>
             <w:r>
-              <w:t>2,635</w:t>
+              <w:t>1,902</w:t>
             </w:r>
           </w:p>
         </w:tc>
@@ -2958,7 +2958,7 @@
           </w:tcPr>
           <w:p>
             <w:r>
-              <w:t>2,797 → 0,162</w:t>
+              <w:t>1,998 → 0,096</w:t>
             </w:r>
           </w:p>
         </w:tc>
@@ -2968,7 +2968,7 @@
           </w:tcPr>
           <w:p>
             <w:r>
-              <w:t>25.02 11:00</w:t>
+              <w:t>25.02 12:00</w:t>
             </w:r>
           </w:p>
         </w:tc>
@@ -2990,7 +2990,7 @@
           </w:tcPr>
           <w:p>
             <w:r>
-              <w:t>15:00</w:t>
+              <w:t>16:00</w:t>
             </w:r>
           </w:p>
         </w:tc>
@@ -3010,7 +3010,7 @@
           </w:tcPr>
           <w:p>
             <w:r>
-              <w:t>1,877</w:t>
+              <w:t>1,705</w:t>
             </w:r>
           </w:p>
         </w:tc>
@@ -3020,7 +3020,7 @@
           </w:tcPr>
           <w:p>
             <w:r>
-              <w:t>1,978 → 0,101</w:t>
+              <w:t>1,810 → 0,105</w:t>
             </w:r>
           </w:p>
         </w:tc>
@@ -3030,7 +3030,7 @@
           </w:tcPr>
           <w:p>
             <w:r>
-              <w:t>25.02 12:00</w:t>
+              <w:t>25.02 13:00</w:t>
             </w:r>
           </w:p>
         </w:tc>
@@ -3052,7 +3052,7 @@
           </w:tcPr>
           <w:p>
             <w:r>
-              <w:t>16:00</w:t>
+              <w:t>17:00</w:t>
             </w:r>
           </w:p>
         </w:tc>
@@ -3072,7 +3072,7 @@
           </w:tcPr>
           <w:p>
             <w:r>
-              <w:t>1,722</w:t>
+              <w:t>1,121</w:t>
             </w:r>
           </w:p>
         </w:tc>
@@ -3082,7 +3082,7 @@
           </w:tcPr>
           <w:p>
             <w:r>
-              <w:t>1,825 → 0,103</w:t>
+              <w:t>1,222 → 0,101</w:t>
             </w:r>
           </w:p>
         </w:tc>
@@ -3092,7 +3092,7 @@
           </w:tcPr>
           <w:p>
             <w:r>
-              <w:t>25.02 13:00</w:t>
+              <w:t>25.02 14:00</w:t>
             </w:r>
           </w:p>
         </w:tc>
@@ -3114,7 +3114,7 @@
           </w:tcPr>
           <w:p>
             <w:r>
-              <w:t>17:00</w:t>
+              <w:t>18:00</w:t>
             </w:r>
           </w:p>
         </w:tc>
@@ -3134,7 +3134,7 @@
           </w:tcPr>
           <w:p>
             <w:r>
-              <w:t>1,167</w:t>
+              <w:t>0,792</w:t>
             </w:r>
           </w:p>
         </w:tc>
@@ -3144,7 +3144,7 @@
           </w:tcPr>
           <w:p>
             <w:r>
-              <w:t>1,265 → 0,098</w:t>
+              <w:t>0,921 → 0,129</w:t>
             </w:r>
           </w:p>
         </w:tc>
@@ -3154,7 +3154,7 @@
           </w:tcPr>
           <w:p>
             <w:r>
-              <w:t>25.02 14:00</w:t>
+              <w:t>25.02 15:00</w:t>
             </w:r>
           </w:p>
         </w:tc>
@@ -3166,7 +3166,7 @@
           </w:tcPr>
           <w:p>
             <w:r>
-              <w:t>24.02 23:00</w:t>
+              <w:t>25.02 05:00</w:t>
             </w:r>
           </w:p>
         </w:tc>
@@ -3176,7 +3176,7 @@
           </w:tcPr>
           <w:p>
             <w:r>
-              <w:t>18:00</w:t>
+              <w:t>19:00</w:t>
             </w:r>
           </w:p>
         </w:tc>
@@ -3196,7 +3196,7 @@
           </w:tcPr>
           <w:p>
             <w:r>
-              <w:t>0,788</w:t>
+              <w:t>0,705</w:t>
             </w:r>
           </w:p>
         </w:tc>
@@ -3206,7 +3206,7 @@
           </w:tcPr>
           <w:p>
             <w:r>
-              <w:t>0,914 → 0,126</w:t>
+              <w:t>0,852 → 0,147</w:t>
             </w:r>
           </w:p>
         </w:tc>
@@ -3216,7 +3216,7 @@
           </w:tcPr>
           <w:p>
             <w:r>
-              <w:t>25.02 15:00</w:t>
+              <w:t>25.02 16:00</w:t>
             </w:r>
           </w:p>
         </w:tc>
@@ -3238,7 +3238,7 @@
           </w:tcPr>
           <w:p>
             <w:r>
-              <w:t>19:00</w:t>
+              <w:t>20:00</w:t>
             </w:r>
           </w:p>
         </w:tc>
@@ -3258,7 +3258,7 @@
           </w:tcPr>
           <w:p>
             <w:r>
-              <w:t>0,718</w:t>
+              <w:t>0,601</w:t>
             </w:r>
           </w:p>
         </w:tc>
@@ -3268,7 +3268,7 @@
           </w:tcPr>
           <w:p>
             <w:r>
-              <w:t>0,868 → 0,150</w:t>
+              <w:t>0,817 → 0,216</w:t>
             </w:r>
           </w:p>
         </w:tc>
@@ -3278,7 +3278,7 @@
           </w:tcPr>
           <w:p>
             <w:r>
-              <w:t>25.02 16:00</w:t>
+              <w:t>25.02 17:00</w:t>
             </w:r>
           </w:p>
         </w:tc>
@@ -3300,7 +3300,7 @@
           </w:tcPr>
           <w:p>
             <w:r>
-              <w:t>20:00</w:t>
+              <w:t>21:00</w:t>
             </w:r>
           </w:p>
         </w:tc>
@@ -3320,7 +3320,7 @@
           </w:tcPr>
           <w:p>
             <w:r>
-              <w:t>0,628</w:t>
+              <w:t>1,099</w:t>
             </w:r>
           </w:p>
         </w:tc>
@@ -3330,7 +3330,7 @@
           </w:tcPr>
           <w:p>
             <w:r>
-              <w:t>0,858 → 0,230</w:t>
+              <w:t>1,454 → 0,355</w:t>
             </w:r>
           </w:p>
         </w:tc>
@@ -3340,7 +3340,7 @@
           </w:tcPr>
           <w:p>
             <w:r>
-              <w:t>25.02 17:00</w:t>
+              <w:t>25.02 18:00</w:t>
             </w:r>
           </w:p>
         </w:tc>
@@ -3362,7 +3362,7 @@
           </w:tcPr>
           <w:p>
             <w:r>
-              <w:t>21:00</w:t>
+              <w:t>22:00</w:t>
             </w:r>
           </w:p>
         </w:tc>
@@ -3382,7 +3382,7 @@
           </w:tcPr>
           <w:p>
             <w:r>
-              <w:t>1,093</w:t>
+              <w:t>1,342</w:t>
             </w:r>
           </w:p>
         </w:tc>
@@ -3392,7 +3392,7 @@
           </w:tcPr>
           <w:p>
             <w:r>
-              <w:t>1,458 → 0,365</w:t>
+              <w:t>2,018 → 0,676</w:t>
             </w:r>
           </w:p>
         </w:tc>
@@ -3402,7 +3402,7 @@
           </w:tcPr>
           <w:p>
             <w:r>
-              <w:t>25.02 18:00</w:t>
+              <w:t>25.02 19:00</w:t>
             </w:r>
           </w:p>
         </w:tc>
@@ -3424,7 +3424,7 @@
           </w:tcPr>
           <w:p>
             <w:r>
-              <w:t>22:00</w:t>
+              <w:t>23:00</w:t>
             </w:r>
           </w:p>
         </w:tc>
@@ -3444,7 +3444,7 @@
           </w:tcPr>
           <w:p>
             <w:r>
-              <w:t>1,338</w:t>
+              <w:t>1,012</w:t>
             </w:r>
           </w:p>
         </w:tc>
@@ -3454,7 +3454,7 @@
           </w:tcPr>
           <w:p>
             <w:r>
-              <w:t>2,008 → 0,670</w:t>
+              <w:t>3,121 → 2,109</w:t>
             </w:r>
           </w:p>
         </w:tc>
@@ -3464,7 +3464,7 @@
           </w:tcPr>
           <w:p>
             <w:r>
-              <w:t>25.02 19:00</w:t>
+              <w:t>25.02 20:00</w:t>
             </w:r>
           </w:p>
         </w:tc>
@@ -3486,7 +3486,7 @@
           </w:tcPr>
           <w:p>
             <w:r>
-              <w:t>23:00</w:t>
+              <w:t>24:00</w:t>
             </w:r>
           </w:p>
         </w:tc>
@@ -3506,7 +3506,7 @@
           </w:tcPr>
           <w:p>
             <w:r>
-              <w:t>0,989</w:t>
+              <w:t>1,295</w:t>
             </w:r>
           </w:p>
         </w:tc>
@@ -3516,7 +3516,7 @@
           </w:tcPr>
           <w:p>
             <w:r>
-              <w:t>3,094 → 2,105</w:t>
+              <w:t>4,011 → 2,716</w:t>
             </w:r>
           </w:p>
         </w:tc>
@@ -3526,7 +3526,7 @@
           </w:tcPr>
           <w:p>
             <w:r>
-              <w:t>25.02 20:00</w:t>
+              <w:t>25.02 21:00</w:t>
             </w:r>
           </w:p>
         </w:tc>
@@ -3538,7 +3538,7 @@
           </w:tcPr>
           <w:p>
             <w:r>
-              <w:t>25.02 05:00</w:t>
+              <w:t>25.02 11:00</w:t>
             </w:r>
           </w:p>
         </w:tc>
@@ -3548,7 +3548,7 @@
           </w:tcPr>
           <w:p>
             <w:r>
-              <w:t>24:00</w:t>
+              <w:t>23:00</w:t>
             </w:r>
           </w:p>
         </w:tc>
@@ -3568,7 +3568,7 @@
           </w:tcPr>
           <w:p>
             <w:r>
-              <w:t>1,343</w:t>
+              <w:t>0,678</w:t>
             </w:r>
           </w:p>
         </w:tc>
@@ -3578,69 +3578,7 @@
           </w:tcPr>
           <w:p>
             <w:r>
-              <w:t>3,952 → 2,609</w:t>
-            </w:r>
-          </w:p>
-        </w:tc>
-        <w:tc>
-          <w:tcPr>
-            <w:tcW w:type="dxa" w:w="1440"/>
-          </w:tcPr>
-          <w:p>
-            <w:r>
-              <w:t>25.02 21:00</w:t>
-            </w:r>
-          </w:p>
-        </w:tc>
-      </w:tr>
-      <w:tr>
-        <w:tc>
-          <w:tcPr>
-            <w:tcW w:type="dxa" w:w="1440"/>
-          </w:tcPr>
-          <w:p>
-            <w:r>
-              <w:t>25.02 11:00</w:t>
-            </w:r>
-          </w:p>
-        </w:tc>
-        <w:tc>
-          <w:tcPr>
-            <w:tcW w:type="dxa" w:w="1440"/>
-          </w:tcPr>
-          <w:p>
-            <w:r>
-              <w:t>23:00</w:t>
-            </w:r>
-          </w:p>
-        </w:tc>
-        <w:tc>
-          <w:tcPr>
-            <w:tcW w:type="dxa" w:w="1440"/>
-          </w:tcPr>
-          <w:p>
-            <w:r>
-              <w:t>вниз</w:t>
-            </w:r>
-          </w:p>
-        </w:tc>
-        <w:tc>
-          <w:tcPr>
-            <w:tcW w:type="dxa" w:w="1440"/>
-          </w:tcPr>
-          <w:p>
-            <w:r>
-              <w:t>0,679</w:t>
-            </w:r>
-          </w:p>
-        </w:tc>
-        <w:tc>
-          <w:tcPr>
-            <w:tcW w:type="dxa" w:w="1440"/>
-          </w:tcPr>
-          <w:p>
-            <w:r>
-              <w:t>2,105 → 1,426</w:t>
+              <w:t>2,109 → 1,431</w:t>
             </w:r>
           </w:p>
         </w:tc>

--- a/artifacts/bids/2026-02-25/zayavka_2026-02-25.docx
+++ b/artifacts/bids/2026-02-25/zayavka_2026-02-25.docx
@@ -254,7 +254,7 @@
               <w:jc w:val="right"/>
             </w:pPr>
             <w:r>
-              <w:t>0,107</w:t>
+              <w:t>0,122</w:t>
             </w:r>
           </w:p>
         </w:tc>
@@ -277,7 +277,7 @@
               <w:jc w:val="right"/>
             </w:pPr>
             <w:r>
-              <w:t>2,739</w:t>
+              <w:t>2,779</w:t>
             </w:r>
           </w:p>
         </w:tc>
@@ -302,7 +302,7 @@
               <w:jc w:val="right"/>
             </w:pPr>
             <w:r>
-              <w:t>0,069</w:t>
+              <w:t>0,073</w:t>
             </w:r>
           </w:p>
         </w:tc>
@@ -325,7 +325,7 @@
               <w:jc w:val="right"/>
             </w:pPr>
             <w:r>
-              <w:t>2,824</w:t>
+              <w:t>2,971</w:t>
             </w:r>
           </w:p>
         </w:tc>
@@ -350,7 +350,7 @@
               <w:jc w:val="right"/>
             </w:pPr>
             <w:r>
-              <w:t>0,100</w:t>
+              <w:t>0,093</w:t>
             </w:r>
           </w:p>
         </w:tc>
@@ -373,7 +373,7 @@
               <w:jc w:val="right"/>
             </w:pPr>
             <w:r>
-              <w:t>1,998</w:t>
+              <w:t>1,996</w:t>
             </w:r>
           </w:p>
         </w:tc>
@@ -398,7 +398,7 @@
               <w:jc w:val="right"/>
             </w:pPr>
             <w:r>
-              <w:t>0,162</w:t>
+              <w:t>0,148</w:t>
             </w:r>
           </w:p>
         </w:tc>
@@ -421,7 +421,7 @@
               <w:jc w:val="right"/>
             </w:pPr>
             <w:r>
-              <w:t>1,810</w:t>
+              <w:t>1,840</w:t>
             </w:r>
           </w:p>
         </w:tc>
@@ -446,7 +446,7 @@
               <w:jc w:val="right"/>
             </w:pPr>
             <w:r>
-              <w:t>0,282</w:t>
+              <w:t>0,291</w:t>
             </w:r>
           </w:p>
         </w:tc>
@@ -469,7 +469,7 @@
               <w:jc w:val="right"/>
             </w:pPr>
             <w:r>
-              <w:t>1,222</w:t>
+              <w:t>1,285</w:t>
             </w:r>
           </w:p>
         </w:tc>
@@ -494,7 +494,7 @@
               <w:jc w:val="right"/>
             </w:pPr>
             <w:r>
-              <w:t>0,389</w:t>
+              <w:t>0,342</w:t>
             </w:r>
           </w:p>
         </w:tc>
@@ -517,7 +517,7 @@
               <w:jc w:val="right"/>
             </w:pPr>
             <w:r>
-              <w:t>0,921</w:t>
+              <w:t>0,979</w:t>
             </w:r>
           </w:p>
         </w:tc>
@@ -542,7 +542,7 @@
               <w:jc w:val="right"/>
             </w:pPr>
             <w:r>
-              <w:t>0,603</w:t>
+              <w:t>0,586</w:t>
             </w:r>
           </w:p>
         </w:tc>
@@ -565,7 +565,7 @@
               <w:jc w:val="right"/>
             </w:pPr>
             <w:r>
-              <w:t>0,852</w:t>
+              <w:t>0,888</w:t>
             </w:r>
           </w:p>
         </w:tc>
@@ -590,7 +590,7 @@
               <w:jc w:val="right"/>
             </w:pPr>
             <w:r>
-              <w:t>0,635</w:t>
+              <w:t>0,637</w:t>
             </w:r>
           </w:p>
         </w:tc>
@@ -613,7 +613,7 @@
               <w:jc w:val="right"/>
             </w:pPr>
             <w:r>
-              <w:t>0,817</w:t>
+              <w:t>0,830</w:t>
             </w:r>
           </w:p>
         </w:tc>
@@ -638,7 +638,7 @@
               <w:jc w:val="right"/>
             </w:pPr>
             <w:r>
-              <w:t>0,889</w:t>
+              <w:t>0,874</w:t>
             </w:r>
           </w:p>
         </w:tc>
@@ -661,7 +661,7 @@
               <w:jc w:val="right"/>
             </w:pPr>
             <w:r>
-              <w:t>1,454</w:t>
+              <w:t>1,582</w:t>
             </w:r>
           </w:p>
         </w:tc>
@@ -686,7 +686,7 @@
               <w:jc w:val="right"/>
             </w:pPr>
             <w:r>
-              <w:t>1,568</w:t>
+              <w:t>1,623</w:t>
             </w:r>
           </w:p>
         </w:tc>
@@ -709,7 +709,7 @@
               <w:jc w:val="right"/>
             </w:pPr>
             <w:r>
-              <w:t>2,018</w:t>
+              <w:t>2,067</w:t>
             </w:r>
           </w:p>
         </w:tc>
@@ -734,7 +734,7 @@
               <w:jc w:val="right"/>
             </w:pPr>
             <w:r>
-              <w:t>2,074</w:t>
+              <w:t>2,119</w:t>
             </w:r>
           </w:p>
         </w:tc>
@@ -757,7 +757,7 @@
               <w:jc w:val="right"/>
             </w:pPr>
             <w:r>
-              <w:t>3,121</w:t>
+              <w:t>3,353</w:t>
             </w:r>
           </w:p>
         </w:tc>
@@ -782,7 +782,7 @@
               <w:jc w:val="right"/>
             </w:pPr>
             <w:r>
-              <w:t>2,794</w:t>
+              <w:t>2,822</w:t>
             </w:r>
           </w:p>
         </w:tc>
@@ -805,7 +805,7 @@
               <w:jc w:val="right"/>
             </w:pPr>
             <w:r>
-              <w:t>4,011</w:t>
+              <w:t>4,277</w:t>
             </w:r>
           </w:p>
         </w:tc>
@@ -821,7 +821,7 @@
         <w:rPr>
           <w:b/>
         </w:rPr>
-        <w:t>Итого за сутки: 33,459 МВт·ч.</w:t>
+        <w:t>Итого за сутки: 34,577 МВт·ч.</w:t>
       </w:r>
     </w:p>
     <w:p>
@@ -834,7 +834,7 @@
     </w:p>
     <w:p>
       <w:r>
-        <w:t>Прогноз 8b38c400703a, сформирован 24.02.2026 05:00 (Астана); модель windcast-0.1.0-cascade+direct; погода: Open-Meteo Previous Runs: ECMWF IFS, ECMWF AIFS, ICON, GFS, UKMO, GEM, CMA, выпуск 2026-02-23 18:00:00 UTC.</w:t>
+        <w:t>Прогноз 9010814ec4ef, сформирован 24.02.2026 05:00 (Астана); модель windcast-0.1.0-cascade+cqr; погода: Open-Meteo Previous Runs: ECMWF IFS, ECMWF AIFS, ICON, GFS, UKMO, GEM, CMA, выпуск 2026-02-23 18:00:00 UTC.</w:t>
       </w:r>
     </w:p>
     <w:tbl>
@@ -940,7 +940,7 @@
           </w:tcPr>
           <w:p>
             <w:r>
-              <w:t>0,003</w:t>
+              <w:t>0,026</w:t>
             </w:r>
           </w:p>
         </w:tc>
@@ -950,7 +950,7 @@
           </w:tcPr>
           <w:p>
             <w:r>
-              <w:t>0,107</w:t>
+              <w:t>0,122</w:t>
             </w:r>
           </w:p>
         </w:tc>
@@ -960,7 +960,7 @@
           </w:tcPr>
           <w:p>
             <w:r>
-              <w:t>0,730</w:t>
+              <w:t>0,654</w:t>
             </w:r>
           </w:p>
         </w:tc>
@@ -1002,7 +1002,7 @@
           </w:tcPr>
           <w:p>
             <w:r>
-              <w:t>0,000</w:t>
+              <w:t>0,015</w:t>
             </w:r>
           </w:p>
         </w:tc>
@@ -1012,7 +1012,7 @@
           </w:tcPr>
           <w:p>
             <w:r>
-              <w:t>0,069</w:t>
+              <w:t>0,073</w:t>
             </w:r>
           </w:p>
         </w:tc>
@@ -1022,7 +1022,7 @@
           </w:tcPr>
           <w:p>
             <w:r>
-              <w:t>0,678</w:t>
+              <w:t>0,601</w:t>
             </w:r>
           </w:p>
         </w:tc>
@@ -1074,7 +1074,7 @@
           </w:tcPr>
           <w:p>
             <w:r>
-              <w:t>0,100</w:t>
+              <w:t>0,093</w:t>
             </w:r>
           </w:p>
         </w:tc>
@@ -1084,7 +1084,7 @@
           </w:tcPr>
           <w:p>
             <w:r>
-              <w:t>1,258</w:t>
+              <w:t>1,250</w:t>
             </w:r>
           </w:p>
         </w:tc>
@@ -1126,7 +1126,7 @@
           </w:tcPr>
           <w:p>
             <w:r>
-              <w:t>0,000</w:t>
+              <w:t>0,001</w:t>
             </w:r>
           </w:p>
         </w:tc>
@@ -1136,7 +1136,7 @@
           </w:tcPr>
           <w:p>
             <w:r>
-              <w:t>0,162</w:t>
+              <w:t>0,148</w:t>
             </w:r>
           </w:p>
         </w:tc>
@@ -1146,7 +1146,7 @@
           </w:tcPr>
           <w:p>
             <w:r>
-              <w:t>1,651</w:t>
+              <w:t>1,671</w:t>
             </w:r>
           </w:p>
         </w:tc>
@@ -1188,7 +1188,7 @@
           </w:tcPr>
           <w:p>
             <w:r>
-              <w:t>0,024</w:t>
+              <w:t>0,033</w:t>
             </w:r>
           </w:p>
         </w:tc>
@@ -1198,7 +1198,7 @@
           </w:tcPr>
           <w:p>
             <w:r>
-              <w:t>0,282</w:t>
+              <w:t>0,291</w:t>
             </w:r>
           </w:p>
         </w:tc>
@@ -1208,7 +1208,7 @@
           </w:tcPr>
           <w:p>
             <w:r>
-              <w:t>2,024</w:t>
+              <w:t>2,011</w:t>
             </w:r>
           </w:p>
         </w:tc>
@@ -1250,7 +1250,7 @@
           </w:tcPr>
           <w:p>
             <w:r>
-              <w:t>0,021</w:t>
+              <w:t>0,029</w:t>
             </w:r>
           </w:p>
         </w:tc>
@@ -1260,7 +1260,7 @@
           </w:tcPr>
           <w:p>
             <w:r>
-              <w:t>0,389</w:t>
+              <w:t>0,342</w:t>
             </w:r>
           </w:p>
         </w:tc>
@@ -1270,7 +1270,7 @@
           </w:tcPr>
           <w:p>
             <w:r>
-              <w:t>1,833</w:t>
+              <w:t>1,793</w:t>
             </w:r>
           </w:p>
         </w:tc>
@@ -1312,7 +1312,7 @@
           </w:tcPr>
           <w:p>
             <w:r>
-              <w:t>0,026</w:t>
+              <w:t>0,021</w:t>
             </w:r>
           </w:p>
         </w:tc>
@@ -1322,7 +1322,7 @@
           </w:tcPr>
           <w:p>
             <w:r>
-              <w:t>0,603</w:t>
+              <w:t>0,586</w:t>
             </w:r>
           </w:p>
         </w:tc>
@@ -1332,7 +1332,7 @@
           </w:tcPr>
           <w:p>
             <w:r>
-              <w:t>2,890</w:t>
+              <w:t>2,852</w:t>
             </w:r>
           </w:p>
         </w:tc>
@@ -1374,7 +1374,7 @@
           </w:tcPr>
           <w:p>
             <w:r>
-              <w:t>0,012</w:t>
+              <w:t>0,000</w:t>
             </w:r>
           </w:p>
         </w:tc>
@@ -1384,7 +1384,7 @@
           </w:tcPr>
           <w:p>
             <w:r>
-              <w:t>0,635</w:t>
+              <w:t>0,637</w:t>
             </w:r>
           </w:p>
         </w:tc>
@@ -1394,7 +1394,7 @@
           </w:tcPr>
           <w:p>
             <w:r>
-              <w:t>3,379</w:t>
+              <w:t>3,377</w:t>
             </w:r>
           </w:p>
         </w:tc>
@@ -1436,7 +1436,7 @@
           </w:tcPr>
           <w:p>
             <w:r>
-              <w:t>0,071</w:t>
+              <w:t>0,004</w:t>
             </w:r>
           </w:p>
         </w:tc>
@@ -1446,7 +1446,7 @@
           </w:tcPr>
           <w:p>
             <w:r>
-              <w:t>0,889</w:t>
+              <w:t>0,874</w:t>
             </w:r>
           </w:p>
         </w:tc>
@@ -1456,7 +1456,7 @@
           </w:tcPr>
           <w:p>
             <w:r>
-              <w:t>4,043</w:t>
+              <w:t>4,039</w:t>
             </w:r>
           </w:p>
         </w:tc>
@@ -1498,7 +1498,7 @@
           </w:tcPr>
           <w:p>
             <w:r>
-              <w:t>0,112</w:t>
+              <w:t>0,027</w:t>
             </w:r>
           </w:p>
         </w:tc>
@@ -1508,7 +1508,7 @@
           </w:tcPr>
           <w:p>
             <w:r>
-              <w:t>1,568</w:t>
+              <w:t>1,623</w:t>
             </w:r>
           </w:p>
         </w:tc>
@@ -1518,7 +1518,7 @@
           </w:tcPr>
           <w:p>
             <w:r>
-              <w:t>4,401</w:t>
+              <w:t>4,452</w:t>
             </w:r>
           </w:p>
         </w:tc>
@@ -1560,7 +1560,7 @@
           </w:tcPr>
           <w:p>
             <w:r>
-              <w:t>0,149</w:t>
+              <w:t>0,036</w:t>
             </w:r>
           </w:p>
         </w:tc>
@@ -1570,7 +1570,7 @@
           </w:tcPr>
           <w:p>
             <w:r>
-              <w:t>2,074</w:t>
+              <w:t>2,119</w:t>
             </w:r>
           </w:p>
         </w:tc>
@@ -1580,7 +1580,7 @@
           </w:tcPr>
           <w:p>
             <w:r>
-              <w:t>4,274</w:t>
+              <w:t>4,315</w:t>
             </w:r>
           </w:p>
         </w:tc>
@@ -1622,7 +1622,7 @@
           </w:tcPr>
           <w:p>
             <w:r>
-              <w:t>0,911</w:t>
+              <w:t>0,853</w:t>
             </w:r>
           </w:p>
         </w:tc>
@@ -1632,7 +1632,7 @@
           </w:tcPr>
           <w:p>
             <w:r>
-              <w:t>2,794</w:t>
+              <w:t>2,822</w:t>
             </w:r>
           </w:p>
         </w:tc>
@@ -1642,7 +1642,7 @@
           </w:tcPr>
           <w:p>
             <w:r>
-              <w:t>4,634</w:t>
+              <w:t>4,731</w:t>
             </w:r>
           </w:p>
         </w:tc>
@@ -1684,7 +1684,7 @@
           </w:tcPr>
           <w:p>
             <w:r>
-              <w:t>0,787</w:t>
+              <w:t>0,745</w:t>
             </w:r>
           </w:p>
         </w:tc>
@@ -1694,7 +1694,7 @@
           </w:tcPr>
           <w:p>
             <w:r>
-              <w:t>2,739</w:t>
+              <w:t>2,779</w:t>
             </w:r>
           </w:p>
         </w:tc>
@@ -1704,7 +1704,7 @@
           </w:tcPr>
           <w:p>
             <w:r>
-              <w:t>4,687</w:t>
+              <w:t>4,815</w:t>
             </w:r>
           </w:p>
         </w:tc>
@@ -1746,7 +1746,7 @@
           </w:tcPr>
           <w:p>
             <w:r>
-              <w:t>0,760</w:t>
+              <w:t>0,719</w:t>
             </w:r>
           </w:p>
         </w:tc>
@@ -1756,7 +1756,7 @@
           </w:tcPr>
           <w:p>
             <w:r>
-              <w:t>2,824</w:t>
+              <w:t>2,971</w:t>
             </w:r>
           </w:p>
         </w:tc>
@@ -1766,7 +1766,7 @@
           </w:tcPr>
           <w:p>
             <w:r>
-              <w:t>4,501</w:t>
+              <w:t>4,575</w:t>
             </w:r>
           </w:p>
         </w:tc>
@@ -1808,7 +1808,7 @@
           </w:tcPr>
           <w:p>
             <w:r>
-              <w:t>0,204</w:t>
+              <w:t>0,118</w:t>
             </w:r>
           </w:p>
         </w:tc>
@@ -1818,7 +1818,7 @@
           </w:tcPr>
           <w:p>
             <w:r>
-              <w:t>1,998</w:t>
+              <w:t>1,996</w:t>
             </w:r>
           </w:p>
         </w:tc>
@@ -1828,7 +1828,7 @@
           </w:tcPr>
           <w:p>
             <w:r>
-              <w:t>4,202</w:t>
+              <w:t>4,264</w:t>
             </w:r>
           </w:p>
         </w:tc>
@@ -1870,7 +1870,7 @@
           </w:tcPr>
           <w:p>
             <w:r>
-              <w:t>0,182</w:t>
+              <w:t>0,068</w:t>
             </w:r>
           </w:p>
         </w:tc>
@@ -1880,7 +1880,7 @@
           </w:tcPr>
           <w:p>
             <w:r>
-              <w:t>1,810</w:t>
+              <w:t>1,840</w:t>
             </w:r>
           </w:p>
         </w:tc>
@@ -1890,7 +1890,7 @@
           </w:tcPr>
           <w:p>
             <w:r>
-              <w:t>4,059</w:t>
+              <w:t>4,109</w:t>
             </w:r>
           </w:p>
         </w:tc>
@@ -1932,7 +1932,7 @@
           </w:tcPr>
           <w:p>
             <w:r>
-              <w:t>0,060</w:t>
+              <w:t>0,014</w:t>
             </w:r>
           </w:p>
         </w:tc>
@@ -1942,7 +1942,7 @@
           </w:tcPr>
           <w:p>
             <w:r>
-              <w:t>1,222</w:t>
+              <w:t>1,285</w:t>
             </w:r>
           </w:p>
         </w:tc>
@@ -1952,7 +1952,7 @@
           </w:tcPr>
           <w:p>
             <w:r>
-              <w:t>3,697</w:t>
+              <w:t>3,756</w:t>
             </w:r>
           </w:p>
         </w:tc>
@@ -1994,7 +1994,7 @@
           </w:tcPr>
           <w:p>
             <w:r>
-              <w:t>0,009</w:t>
+              <w:t>0,000</w:t>
             </w:r>
           </w:p>
         </w:tc>
@@ -2004,7 +2004,7 @@
           </w:tcPr>
           <w:p>
             <w:r>
-              <w:t>0,921</w:t>
+              <w:t>0,979</w:t>
             </w:r>
           </w:p>
         </w:tc>
@@ -2014,7 +2014,7 @@
           </w:tcPr>
           <w:p>
             <w:r>
-              <w:t>2,881</w:t>
+              <w:t>2,987</w:t>
             </w:r>
           </w:p>
         </w:tc>
@@ -2056,7 +2056,7 @@
           </w:tcPr>
           <w:p>
             <w:r>
-              <w:t>0,043</w:t>
+              <w:t>0,025</w:t>
             </w:r>
           </w:p>
         </w:tc>
@@ -2066,7 +2066,7 @@
           </w:tcPr>
           <w:p>
             <w:r>
-              <w:t>0,852</w:t>
+              <w:t>0,888</w:t>
             </w:r>
           </w:p>
         </w:tc>
@@ -2076,7 +2076,7 @@
           </w:tcPr>
           <w:p>
             <w:r>
-              <w:t>3,277</w:t>
+              <w:t>3,466</w:t>
             </w:r>
           </w:p>
         </w:tc>
@@ -2118,7 +2118,7 @@
           </w:tcPr>
           <w:p>
             <w:r>
-              <w:t>0,006</w:t>
+              <w:t>0,000</w:t>
             </w:r>
           </w:p>
         </w:tc>
@@ -2128,7 +2128,7 @@
           </w:tcPr>
           <w:p>
             <w:r>
-              <w:t>0,817</w:t>
+              <w:t>0,830</w:t>
             </w:r>
           </w:p>
         </w:tc>
@@ -2138,7 +2138,7 @@
           </w:tcPr>
           <w:p>
             <w:r>
-              <w:t>3,108</w:t>
+              <w:t>3,222</w:t>
             </w:r>
           </w:p>
         </w:tc>
@@ -2180,7 +2180,7 @@
           </w:tcPr>
           <w:p>
             <w:r>
-              <w:t>0,015</w:t>
+              <w:t>0,000</w:t>
             </w:r>
           </w:p>
         </w:tc>
@@ -2190,7 +2190,7 @@
           </w:tcPr>
           <w:p>
             <w:r>
-              <w:t>1,454</w:t>
+              <w:t>1,582</w:t>
             </w:r>
           </w:p>
         </w:tc>
@@ -2200,7 +2200,7 @@
           </w:tcPr>
           <w:p>
             <w:r>
-              <w:t>3,748</w:t>
+              <w:t>3,814</w:t>
             </w:r>
           </w:p>
         </w:tc>
@@ -2242,7 +2242,7 @@
           </w:tcPr>
           <w:p>
             <w:r>
-              <w:t>0,198</w:t>
+              <w:t>0,061</w:t>
             </w:r>
           </w:p>
         </w:tc>
@@ -2252,7 +2252,7 @@
           </w:tcPr>
           <w:p>
             <w:r>
-              <w:t>2,018</w:t>
+              <w:t>2,067</w:t>
             </w:r>
           </w:p>
         </w:tc>
@@ -2262,7 +2262,7 @@
           </w:tcPr>
           <w:p>
             <w:r>
-              <w:t>4,807</w:t>
+              <w:t>4,989</w:t>
             </w:r>
           </w:p>
         </w:tc>
@@ -2304,7 +2304,7 @@
           </w:tcPr>
           <w:p>
             <w:r>
-              <w:t>0,217</w:t>
+              <w:t>0,104</w:t>
             </w:r>
           </w:p>
         </w:tc>
@@ -2314,7 +2314,7 @@
           </w:tcPr>
           <w:p>
             <w:r>
-              <w:t>3,121</w:t>
+              <w:t>3,353</w:t>
             </w:r>
           </w:p>
         </w:tc>
@@ -2324,7 +2324,7 @@
           </w:tcPr>
           <w:p>
             <w:r>
-              <w:t>4,960</w:t>
+              <w:t>4,997</w:t>
             </w:r>
           </w:p>
         </w:tc>
@@ -2366,7 +2366,7 @@
           </w:tcPr>
           <w:p>
             <w:r>
-              <w:t>0,655</w:t>
+              <w:t>0,576</w:t>
             </w:r>
           </w:p>
         </w:tc>
@@ -2376,7 +2376,7 @@
           </w:tcPr>
           <w:p>
             <w:r>
-              <w:t>4,011</w:t>
+              <w:t>4,277</w:t>
             </w:r>
           </w:p>
         </w:tc>
@@ -2386,7 +2386,7 @@
           </w:tcPr>
           <w:p>
             <w:r>
-              <w:t>4,980</w:t>
+              <w:t>5,000</w:t>
             </w:r>
           </w:p>
         </w:tc>
@@ -2423,7 +2423,7 @@
         <w:pStyle w:val="ListBullet"/>
       </w:pPr>
       <w:r>
-        <w:t>резкий рост на 1.91 МВт за 3 ч к 11:00</w:t>
+        <w:t>резкий рост на 1.95 МВт за 3 ч к 11:00</w:t>
       </w:r>
     </w:p>
     <w:p>
@@ -2431,7 +2431,7 @@
         <w:pStyle w:val="ListBullet"/>
       </w:pPr>
       <w:r>
-        <w:t>резкий спад на 1.60 МВт за 3 ч к 16:00</w:t>
+        <w:t>резкий спад на 1.69 МВт за 3 ч к 16:00</w:t>
       </w:r>
     </w:p>
     <w:p>
@@ -2439,7 +2439,7 @@
         <w:pStyle w:val="ListBullet"/>
       </w:pPr>
       <w:r>
-        <w:t>резкий рост на 2.56 МВт за 3 ч к 23:00</w:t>
+        <w:t>резкий рост на 2.70 МВт за 3 ч к 23:00</w:t>
       </w:r>
     </w:p>
     <w:p>
@@ -2576,7 +2576,7 @@
           </w:tcPr>
           <w:p>
             <w:r>
-              <w:t>0,657</w:t>
+              <w:t>0,653</w:t>
             </w:r>
           </w:p>
         </w:tc>
@@ -2586,7 +2586,7 @@
           </w:tcPr>
           <w:p>
             <w:r>
-              <w:t>0,889 → 0,232</w:t>
+              <w:t>0,874 → 0,221</w:t>
             </w:r>
           </w:p>
         </w:tc>
@@ -2638,7 +2638,7 @@
           </w:tcPr>
           <w:p>
             <w:r>
-              <w:t>1,413</w:t>
+              <w:t>1,469</w:t>
             </w:r>
           </w:p>
         </w:tc>
@@ -2648,7 +2648,7 @@
           </w:tcPr>
           <w:p>
             <w:r>
-              <w:t>1,568 → 0,155</w:t>
+              <w:t>1,623 → 0,154</w:t>
             </w:r>
           </w:p>
         </w:tc>
@@ -2700,7 +2700,7 @@
           </w:tcPr>
           <w:p>
             <w:r>
-              <w:t>1,872</w:t>
+              <w:t>1,932</w:t>
             </w:r>
           </w:p>
         </w:tc>
@@ -2710,7 +2710,7 @@
           </w:tcPr>
           <w:p>
             <w:r>
-              <w:t>2,074 → 0,202</w:t>
+              <w:t>2,119 → 0,187</w:t>
             </w:r>
           </w:p>
         </w:tc>
@@ -2762,7 +2762,7 @@
           </w:tcPr>
           <w:p>
             <w:r>
-              <w:t>2,625</w:t>
+              <w:t>2,653</w:t>
             </w:r>
           </w:p>
         </w:tc>
@@ -2772,7 +2772,7 @@
           </w:tcPr>
           <w:p>
             <w:r>
-              <w:t>2,794 → 0,169</w:t>
+              <w:t>2,822 → 0,169</w:t>
             </w:r>
           </w:p>
         </w:tc>
@@ -2824,7 +2824,7 @@
           </w:tcPr>
           <w:p>
             <w:r>
-              <w:t>2,613</w:t>
+              <w:t>2,656</w:t>
             </w:r>
           </w:p>
         </w:tc>
@@ -2834,7 +2834,7 @@
           </w:tcPr>
           <w:p>
             <w:r>
-              <w:t>2,739 → 0,126</w:t>
+              <w:t>2,779 → 0,123</w:t>
             </w:r>
           </w:p>
         </w:tc>
@@ -2886,7 +2886,7 @@
           </w:tcPr>
           <w:p>
             <w:r>
-              <w:t>2,667</w:t>
+              <w:t>2,813</w:t>
             </w:r>
           </w:p>
         </w:tc>
@@ -2896,7 +2896,7 @@
           </w:tcPr>
           <w:p>
             <w:r>
-              <w:t>2,824 → 0,157</w:t>
+              <w:t>2,971 → 0,158</w:t>
             </w:r>
           </w:p>
         </w:tc>
@@ -2948,7 +2948,7 @@
           </w:tcPr>
           <w:p>
             <w:r>
-              <w:t>1,902</w:t>
+              <w:t>1,901</w:t>
             </w:r>
           </w:p>
         </w:tc>
@@ -2958,7 +2958,7 @@
           </w:tcPr>
           <w:p>
             <w:r>
-              <w:t>1,998 → 0,096</w:t>
+              <w:t>1,996 → 0,095</w:t>
             </w:r>
           </w:p>
         </w:tc>
@@ -3010,7 +3010,7 @@
           </w:tcPr>
           <w:p>
             <w:r>
-              <w:t>1,705</w:t>
+              <w:t>1,731</w:t>
             </w:r>
           </w:p>
         </w:tc>
@@ -3020,7 +3020,7 @@
           </w:tcPr>
           <w:p>
             <w:r>
-              <w:t>1,810 → 0,105</w:t>
+              <w:t>1,840 → 0,109</w:t>
             </w:r>
           </w:p>
         </w:tc>
@@ -3072,7 +3072,7 @@
           </w:tcPr>
           <w:p>
             <w:r>
-              <w:t>1,121</w:t>
+              <w:t>1,184</w:t>
             </w:r>
           </w:p>
         </w:tc>
@@ -3082,7 +3082,7 @@
           </w:tcPr>
           <w:p>
             <w:r>
-              <w:t>1,222 → 0,101</w:t>
+              <w:t>1,285 → 0,101</w:t>
             </w:r>
           </w:p>
         </w:tc>
@@ -3134,7 +3134,7 @@
           </w:tcPr>
           <w:p>
             <w:r>
-              <w:t>0,792</w:t>
+              <w:t>0,853</w:t>
             </w:r>
           </w:p>
         </w:tc>
@@ -3144,7 +3144,7 @@
           </w:tcPr>
           <w:p>
             <w:r>
-              <w:t>0,921 → 0,129</w:t>
+              <w:t>0,979 → 0,126</w:t>
             </w:r>
           </w:p>
         </w:tc>
@@ -3196,7 +3196,7 @@
           </w:tcPr>
           <w:p>
             <w:r>
-              <w:t>0,705</w:t>
+              <w:t>0,742</w:t>
             </w:r>
           </w:p>
         </w:tc>
@@ -3206,7 +3206,7 @@
           </w:tcPr>
           <w:p>
             <w:r>
-              <w:t>0,852 → 0,147</w:t>
+              <w:t>0,888 → 0,146</w:t>
             </w:r>
           </w:p>
         </w:tc>
@@ -3258,7 +3258,7 @@
           </w:tcPr>
           <w:p>
             <w:r>
-              <w:t>0,601</w:t>
+              <w:t>0,619</w:t>
             </w:r>
           </w:p>
         </w:tc>
@@ -3268,7 +3268,7 @@
           </w:tcPr>
           <w:p>
             <w:r>
-              <w:t>0,817 → 0,216</w:t>
+              <w:t>0,830 → 0,211</w:t>
             </w:r>
           </w:p>
         </w:tc>
@@ -3320,7 +3320,7 @@
           </w:tcPr>
           <w:p>
             <w:r>
-              <w:t>1,099</w:t>
+              <w:t>1,234</w:t>
             </w:r>
           </w:p>
         </w:tc>
@@ -3330,7 +3330,7 @@
           </w:tcPr>
           <w:p>
             <w:r>
-              <w:t>1,454 → 0,355</w:t>
+              <w:t>1,582 → 0,348</w:t>
             </w:r>
           </w:p>
         </w:tc>
@@ -3382,7 +3382,7 @@
           </w:tcPr>
           <w:p>
             <w:r>
-              <w:t>1,342</w:t>
+              <w:t>1,379</w:t>
             </w:r>
           </w:p>
         </w:tc>
@@ -3392,7 +3392,7 @@
           </w:tcPr>
           <w:p>
             <w:r>
-              <w:t>2,018 → 0,676</w:t>
+              <w:t>2,067 → 0,688</w:t>
             </w:r>
           </w:p>
         </w:tc>
@@ -3444,7 +3444,7 @@
           </w:tcPr>
           <w:p>
             <w:r>
-              <w:t>1,012</w:t>
+              <w:t>1,179</w:t>
             </w:r>
           </w:p>
         </w:tc>
@@ -3454,7 +3454,7 @@
           </w:tcPr>
           <w:p>
             <w:r>
-              <w:t>3,121 → 2,109</w:t>
+              <w:t>3,353 → 2,174</w:t>
             </w:r>
           </w:p>
         </w:tc>
@@ -3506,7 +3506,7 @@
           </w:tcPr>
           <w:p>
             <w:r>
-              <w:t>1,295</w:t>
+              <w:t>1,539</w:t>
             </w:r>
           </w:p>
         </w:tc>
@@ -3516,7 +3516,7 @@
           </w:tcPr>
           <w:p>
             <w:r>
-              <w:t>4,011 → 2,716</w:t>
+              <w:t>4,277 → 2,738</w:t>
             </w:r>
           </w:p>
         </w:tc>
@@ -3568,7 +3568,7 @@
           </w:tcPr>
           <w:p>
             <w:r>
-              <w:t>0,678</w:t>
+              <w:t>0,753</w:t>
             </w:r>
           </w:p>
         </w:tc>
@@ -3578,7 +3578,7 @@
           </w:tcPr>
           <w:p>
             <w:r>
-              <w:t>2,109 → 1,431</w:t>
+              <w:t>2,174 → 1,421</w:t>
             </w:r>
           </w:p>
         </w:tc>
